--- a/documents/Thesis_520431085.docx
+++ b/documents/Thesis_520431085.docx
@@ -5346,10 +5346,10 @@
           <w:noProof/>
         </w:rPr>
         <w:drawing>
-          <wp:inline distT="0" distB="0" distL="0" distR="0" wp14:anchorId="5167D474" wp14:editId="312A168C">
-            <wp:extent cx="5270500" cy="2342515"/>
-            <wp:effectExtent l="0" t="0" r="6350" b="635"/>
-            <wp:docPr id="963935918" name="Picture 10" descr="A graph with numbers and a line&#10;&#10;AI-generated content may be incorrect."/>
+          <wp:inline distT="0" distB="0" distL="0" distR="0" wp14:anchorId="32403329" wp14:editId="7F9A7A5B">
+            <wp:extent cx="5267325" cy="2343150"/>
+            <wp:effectExtent l="0" t="0" r="9525" b="0"/>
+            <wp:docPr id="1693638540" name="Picture 1"/>
             <wp:cNvGraphicFramePr>
               <a:graphicFrameLocks xmlns:a="http://schemas.openxmlformats.org/drawingml/2006/main" noChangeAspect="1"/>
             </wp:cNvGraphicFramePr>
@@ -5357,13 +5357,13 @@
               <a:graphicData uri="http://schemas.openxmlformats.org/drawingml/2006/picture">
                 <pic:pic xmlns:pic="http://schemas.openxmlformats.org/drawingml/2006/picture">
                   <pic:nvPicPr>
-                    <pic:cNvPr id="963935918" name="Picture 10" descr="A graph with numbers and a line&#10;&#10;AI-generated content may be incorrect."/>
+                    <pic:cNvPr id="0" name="Picture 1"/>
                     <pic:cNvPicPr>
                       <a:picLocks noChangeAspect="1" noChangeArrowheads="1"/>
                     </pic:cNvPicPr>
                   </pic:nvPicPr>
                   <pic:blipFill>
-                    <a:blip r:embed="rId22">
+                    <a:blip r:embed="rId23">
                       <a:extLst>
                         <a:ext uri="{28A0092B-C50C-407E-A947-70E740481C1C}">
                           <a14:useLocalDpi xmlns:a14="http://schemas.microsoft.com/office/drawing/2010/main" val="0"/>
@@ -5378,7 +5378,7 @@
                   <pic:spPr bwMode="auto">
                     <a:xfrm>
                       <a:off x="0" y="0"/>
-                      <a:ext cx="5270500" cy="2342515"/>
+                      <a:ext cx="5267325" cy="2343150"/>
                     </a:xfrm>
                     <a:prstGeom prst="rect">
                       <a:avLst/>
@@ -7443,7 +7443,7 @@
           <w:bottom w:val="single" w:sz="12" w:space="31" w:color="auto"/>
         </w:pBdr>
       </w:pPr>
-      <w:hyperlink r:id="rId23" w:history="1">
+      <w:hyperlink r:id="rId24" w:history="1">
         <w:r>
           <w:rPr>
             <w:rStyle w:val="Hyperlink"/>
@@ -7483,7 +7483,7 @@
           <w:bottom w:val="single" w:sz="12" w:space="31" w:color="auto"/>
         </w:pBdr>
       </w:pPr>
-      <w:hyperlink r:id="rId24" w:history="1">
+      <w:hyperlink r:id="rId25" w:history="1">
         <w:r>
           <w:rPr>
             <w:rStyle w:val="Hyperlink"/>
@@ -7515,7 +7515,7 @@
           <w:bottom w:val="single" w:sz="12" w:space="31" w:color="auto"/>
         </w:pBdr>
       </w:pPr>
-      <w:hyperlink r:id="rId25" w:history="1">
+      <w:hyperlink r:id="rId26" w:history="1">
         <w:r>
           <w:rPr>
             <w:rStyle w:val="Hyperlink"/>
@@ -7558,7 +7558,7 @@
       <w:r>
         <w:t xml:space="preserve">, A.-L., &amp; Albert, R. (1999). Emergence of scaling in random networks. Science, 286(5439), 509–512. </w:t>
       </w:r>
-      <w:hyperlink r:id="rId26" w:history="1">
+      <w:hyperlink r:id="rId27" w:history="1">
         <w:r>
           <w:rPr>
             <w:rStyle w:val="Hyperlink"/>
@@ -7594,7 +7594,7 @@
       <w:r>
         <w:t xml:space="preserve">. The Journal of Infectious Diseases, 206(8), 1250–1259. </w:t>
       </w:r>
-      <w:hyperlink r:id="rId27" w:history="1">
+      <w:hyperlink r:id="rId28" w:history="1">
         <w:r>
           <w:rPr>
             <w:rStyle w:val="Hyperlink"/>
@@ -7627,7 +7627,7 @@
       <w:r>
         <w:t xml:space="preserve">, S., Reed, C., Gambhir, M., &amp; Finelli, L. (2014). Estimates of the reproduction number for seasonal, pandemic, and zoonotic influenza: A systematic review of the literature. BMC Infectious Diseases, 14, 480. </w:t>
       </w:r>
-      <w:hyperlink r:id="rId28" w:history="1">
+      <w:hyperlink r:id="rId29" w:history="1">
         <w:r>
           <w:rPr>
             <w:rStyle w:val="Hyperlink"/>
@@ -7671,7 +7671,7 @@
       <w:r>
         <w:t xml:space="preserve">, S., Pretorius, M., … Madhi, S. A. (2013). Severe influenza–associated respiratory infection in a high HIV prevalence setting, South Africa, 2009–2011. Emerging Infectious Diseases, 19(11), 1766–1774. </w:t>
       </w:r>
-      <w:hyperlink r:id="rId29" w:history="1">
+      <w:hyperlink r:id="rId30" w:history="1">
         <w:r>
           <w:rPr>
             <w:rStyle w:val="Hyperlink"/>
@@ -7699,7 +7699,7 @@
       <w:r>
         <w:t xml:space="preserve">Granich, R. M., Gilks, C. F., Dye, C., De Cock, K. M., &amp; Williams, B. G. (2009). Universal voluntary HIV testing with immediate antiretroviral therapy as a strategy for elimination of HIV transmission: A mathematical model. The Lancet, 373(9657), 48–57. </w:t>
       </w:r>
-      <w:hyperlink r:id="rId30" w:history="1">
+      <w:hyperlink r:id="rId31" w:history="1">
         <w:r>
           <w:rPr>
             <w:rStyle w:val="Hyperlink"/>
@@ -7727,7 +7727,7 @@
       <w:r>
         <w:t xml:space="preserve">Kirby Institute. (2023). Blood borne viral and sexually transmissible infections in Aboriginal and Torres Strait Islander peoples: Annual surveillance report 2023. UNSW Sydney. </w:t>
       </w:r>
-      <w:hyperlink r:id="rId31" w:history="1">
+      <w:hyperlink r:id="rId32" w:history="1">
         <w:r>
           <w:rPr>
             <w:rStyle w:val="Hyperlink"/>
@@ -7752,7 +7752,7 @@
       <w:r>
         <w:t xml:space="preserve">Kunisaki, K. M., &amp; Janoff, E. N. (2009). Influenza in immunosuppressed populations. The Lancet Infectious Diseases, 9(8), 493–504. </w:t>
       </w:r>
-      <w:hyperlink r:id="rId32" w:history="1">
+      <w:hyperlink r:id="rId33" w:history="1">
         <w:r>
           <w:rPr>
             <w:rStyle w:val="Hyperlink"/>
@@ -7806,7 +7806,7 @@
       <w:r>
         <w:t xml:space="preserve">, C. B., Brooks, J. T., Lasry, A., Lansky, A., &amp; Mermin, J. (2014). Estimating per-act HIV transmission risk: A systematic review. AIDS, 28(10), 1509–1519. </w:t>
       </w:r>
-      <w:hyperlink r:id="rId33" w:history="1">
+      <w:hyperlink r:id="rId34" w:history="1">
         <w:r>
           <w:rPr>
             <w:rStyle w:val="Hyperlink"/>
@@ -7838,7 +7838,7 @@
           <w:bottom w:val="single" w:sz="12" w:space="31" w:color="auto"/>
         </w:pBdr>
       </w:pPr>
-      <w:hyperlink r:id="rId34" w:history="1">
+      <w:hyperlink r:id="rId35" w:history="1">
         <w:r>
           <w:rPr>
             <w:rStyle w:val="Hyperlink"/>
@@ -7873,7 +7873,7 @@
       <w:r>
         <w:t xml:space="preserve">Ward, J. S., Hawke, K., &amp; Guy, R. J. (2018). Priorities for preventing a concentrated HIV epidemic among Aboriginal and Torres Strait Islander Australians. Medical Journal of Australia, 209(1), 56. </w:t>
       </w:r>
-      <w:hyperlink r:id="rId35" w:history="1">
+      <w:hyperlink r:id="rId36" w:history="1">
         <w:r>
           <w:rPr>
             <w:rStyle w:val="Hyperlink"/>
@@ -7928,7 +7928,7 @@
       </w:r>
     </w:p>
     <w:p>
-      <w:hyperlink r:id="rId36" w:history="1">
+      <w:hyperlink r:id="rId37" w:history="1">
         <w:r>
           <w:rPr>
             <w:rStyle w:val="Hyperlink"/>
